--- a/crm/docs/H-LINK-CRM_設計書.docx
+++ b/crm/docs/H-LINK-CRM_設計書.docx
@@ -61,7 +61,7 @@
           <w:sz w:val="22"/>
           <w:szCs w:val="22"/>
         </w:rPr>
-        <w:t xml:space="preserve">版：1.1</w:t>
+        <w:t xml:space="preserve">版：1.2</w:t>
       </w:r>
     </w:p>
     <w:p>

--- a/crm/docs/H-LINK-CRM_設計書.docx
+++ b/crm/docs/H-LINK-CRM_設計書.docx
@@ -61,7 +61,7 @@
           <w:sz w:val="22"/>
           <w:szCs w:val="22"/>
         </w:rPr>
-        <w:t xml:space="preserve">版：1.2</w:t>
+        <w:t xml:space="preserve">版：1.3</w:t>
       </w:r>
     </w:p>
     <w:p>
@@ -327,7 +327,7 @@
           <w:sz w:val="22"/>
           <w:szCs w:val="22"/>
         </w:rPr>
-        <w:t xml:space="preserve">16.  技術構成</w:t>
+        <w:t xml:space="preserve">16.  サーバー版の設計</w:t>
       </w:r>
     </w:p>
     <w:p>
@@ -340,7 +340,7 @@
           <w:sz w:val="22"/>
           <w:szCs w:val="22"/>
         </w:rPr>
-        <w:t xml:space="preserve">17.  開発順序と進捗</w:t>
+        <w:t xml:space="preserve">17.  技術構成</w:t>
       </w:r>
     </w:p>
     <w:p>
@@ -353,7 +353,7 @@
           <w:sz w:val="22"/>
           <w:szCs w:val="22"/>
         </w:rPr>
-        <w:t xml:space="preserve">18.  MVP として過剰な部分／将来不足しそうな部分</w:t>
+        <w:t xml:space="preserve">18.  開発順序と進捗</w:t>
       </w:r>
     </w:p>
     <w:p>
@@ -366,7 +366,20 @@
           <w:sz w:val="22"/>
           <w:szCs w:val="22"/>
         </w:rPr>
-        <w:t xml:space="preserve">19.  確認したい事項（現場レビュー）</w:t>
+        <w:t xml:space="preserve">19.  MVP として過剰な部分／将来不足しそうな部分</w:t>
+      </w:r>
+    </w:p>
+    <w:p>
+      <w:pPr>
+        <w:spacing w:after="70"/>
+      </w:pPr>
+      <w:r>
+        <w:rPr>
+          <w:rFonts w:ascii="Meiryo" w:cs="Meiryo" w:eastAsia="Meiryo" w:hAnsi="Meiryo"/>
+          <w:sz w:val="22"/>
+          <w:szCs w:val="22"/>
+        </w:rPr>
+        <w:t xml:space="preserve">20.  確認したい事項（現場レビュー）</w:t>
       </w:r>
     </w:p>
     <w:p>
@@ -13763,7 +13776,783 @@
         <w:rPr>
           <w:rFonts w:ascii="Meiryo" w:cs="Meiryo" w:eastAsia="Meiryo" w:hAnsi="Meiryo"/>
         </w:rPr>
-        <w:t xml:space="preserve">16.  技術構成</w:t>
+        <w:t xml:space="preserve">16.  サーバー版の設計</w:t>
+      </w:r>
+    </w:p>
+    <w:p>
+      <w:pPr>
+        <w:spacing w:after="100" w:line="340"/>
+      </w:pPr>
+      <w:r>
+        <w:rPr>
+          <w:rFonts w:ascii="Meiryo" w:cs="Meiryo" w:eastAsia="Meiryo" w:hAnsi="Meiryo"/>
+        </w:rPr>
+        <w:t xml:space="preserve">社内ポータルのサーバーモードと同じ構成で、CRM もサーバー版を持つ（ビルド時に NEXT_PUBLIC_MODE=server）。公開サイト用のデモ版（静的書き出し）と同じ画面・同じコードを使い、保存先と認証だけを差し替える。</w:t>
+      </w:r>
+    </w:p>
+    <w:tbl>
+      <w:tblPr>
+        <w:tblW w:type="dxa" w:w="9638"/>
+        <w:tblBorders>
+          <w:top w:val="single" w:color="auto" w:sz="4"/>
+          <w:left w:val="single" w:color="auto" w:sz="4"/>
+          <w:bottom w:val="single" w:color="auto" w:sz="4"/>
+          <w:right w:val="single" w:color="auto" w:sz="4"/>
+          <w:insideH w:val="single" w:color="auto" w:sz="4"/>
+          <w:insideV w:val="single" w:color="auto" w:sz="4"/>
+        </w:tblBorders>
+      </w:tblPr>
+      <w:tblGrid>
+        <w:gridCol w:w="2120"/>
+        <w:gridCol w:w="7518"/>
+      </w:tblGrid>
+      <w:tr>
+        <w:trPr>
+          <w:cantSplit/>
+          <w:tblHeader/>
+        </w:trPr>
+        <w:tc>
+          <w:tcPr>
+            <w:tcW w:type="dxa" w:w="2120"/>
+            <w:tcBorders>
+              <w:top w:val="single" w:color="D4D3CE" w:sz="4"/>
+              <w:left w:val="single" w:color="D4D3CE" w:sz="4"/>
+              <w:bottom w:val="single" w:color="D4D3CE" w:sz="4"/>
+              <w:right w:val="single" w:color="D4D3CE" w:sz="4"/>
+            </w:tcBorders>
+            <w:shd w:fill="1F3A5F" w:color="auto" w:val="clear"/>
+            <w:tcMar>
+              <w:top w:type="dxa" w:w="70"/>
+              <w:left w:type="dxa" w:w="110"/>
+              <w:bottom w:type="dxa" w:w="70"/>
+              <w:right w:type="dxa" w:w="110"/>
+            </w:tcMar>
+          </w:tcPr>
+          <w:p>
+            <w:pPr>
+              <w:spacing w:line="300"/>
+            </w:pPr>
+            <w:r>
+              <w:rPr>
+                <w:rFonts w:ascii="Meiryo" w:cs="Meiryo" w:eastAsia="Meiryo" w:hAnsi="Meiryo"/>
+                <w:b/>
+                <w:bCs/>
+                <w:color w:val="FFFFFF"/>
+                <w:sz w:val="19"/>
+                <w:szCs w:val="19"/>
+              </w:rPr>
+              <w:t xml:space="preserve">項目</w:t>
+            </w:r>
+          </w:p>
+        </w:tc>
+        <w:tc>
+          <w:tcPr>
+            <w:tcW w:type="dxa" w:w="7518"/>
+            <w:tcBorders>
+              <w:top w:val="single" w:color="D4D3CE" w:sz="4"/>
+              <w:left w:val="single" w:color="D4D3CE" w:sz="4"/>
+              <w:bottom w:val="single" w:color="D4D3CE" w:sz="4"/>
+              <w:right w:val="single" w:color="D4D3CE" w:sz="4"/>
+            </w:tcBorders>
+            <w:shd w:fill="1F3A5F" w:color="auto" w:val="clear"/>
+            <w:tcMar>
+              <w:top w:type="dxa" w:w="70"/>
+              <w:left w:type="dxa" w:w="110"/>
+              <w:bottom w:type="dxa" w:w="70"/>
+              <w:right w:type="dxa" w:w="110"/>
+            </w:tcMar>
+          </w:tcPr>
+          <w:p>
+            <w:pPr>
+              <w:spacing w:line="300"/>
+            </w:pPr>
+            <w:r>
+              <w:rPr>
+                <w:rFonts w:ascii="Meiryo" w:cs="Meiryo" w:eastAsia="Meiryo" w:hAnsi="Meiryo"/>
+                <w:b/>
+                <w:bCs/>
+                <w:color w:val="FFFFFF"/>
+                <w:sz w:val="19"/>
+                <w:szCs w:val="19"/>
+              </w:rPr>
+              <w:t xml:space="preserve">設計</w:t>
+            </w:r>
+          </w:p>
+        </w:tc>
+      </w:tr>
+      <w:tr>
+        <w:trPr>
+          <w:cantSplit/>
+          <w:tblHeader w:val="false"/>
+        </w:trPr>
+        <w:tc>
+          <w:tcPr>
+            <w:tcW w:type="dxa" w:w="2120"/>
+            <w:tcBorders>
+              <w:top w:val="single" w:color="D4D3CE" w:sz="4"/>
+              <w:left w:val="single" w:color="D4D3CE" w:sz="4"/>
+              <w:bottom w:val="single" w:color="D4D3CE" w:sz="4"/>
+              <w:right w:val="single" w:color="D4D3CE" w:sz="4"/>
+            </w:tcBorders>
+            <w:shd w:fill="F1F1EE" w:color="auto" w:val="clear"/>
+            <w:tcMar>
+              <w:top w:type="dxa" w:w="70"/>
+              <w:left w:type="dxa" w:w="110"/>
+              <w:bottom w:type="dxa" w:w="70"/>
+              <w:right w:type="dxa" w:w="110"/>
+            </w:tcMar>
+          </w:tcPr>
+          <w:p>
+            <w:pPr>
+              <w:spacing w:line="300"/>
+            </w:pPr>
+            <w:r>
+              <w:rPr>
+                <w:rFonts w:ascii="Meiryo" w:cs="Meiryo" w:eastAsia="Meiryo" w:hAnsi="Meiryo"/>
+                <w:sz w:val="19"/>
+                <w:szCs w:val="19"/>
+              </w:rPr>
+              <w:t xml:space="preserve">認証</w:t>
+            </w:r>
+          </w:p>
+        </w:tc>
+        <w:tc>
+          <w:tcPr>
+            <w:tcW w:type="dxa" w:w="7518"/>
+            <w:tcBorders>
+              <w:top w:val="single" w:color="D4D3CE" w:sz="4"/>
+              <w:left w:val="single" w:color="D4D3CE" w:sz="4"/>
+              <w:bottom w:val="single" w:color="D4D3CE" w:sz="4"/>
+              <w:right w:val="single" w:color="D4D3CE" w:sz="4"/>
+            </w:tcBorders>
+            <w:tcMar>
+              <w:top w:type="dxa" w:w="70"/>
+              <w:left w:type="dxa" w:w="110"/>
+              <w:bottom w:type="dxa" w:w="70"/>
+              <w:right w:type="dxa" w:w="110"/>
+            </w:tcMar>
+          </w:tcPr>
+          <w:p>
+            <w:pPr>
+              <w:spacing w:line="300"/>
+            </w:pPr>
+            <w:r>
+              <w:rPr>
+                <w:rFonts w:ascii="Meiryo" w:cs="Meiryo" w:eastAsia="Meiryo" w:hAnsi="Meiryo"/>
+                <w:sz w:val="19"/>
+                <w:szCs w:val="19"/>
+              </w:rPr>
+              <w:t xml:space="preserve">従業員番号＋PIN（scrypt）＋TOTP（認証アプリ）。5回失敗で15分ロック。セッションは署名付きCookie（12時間、HttpOnly・SameSite=Lax）。PIN変更・管理者リセット・退職で、既存セッションを世代番号で失効。ログアウトはその端末のセッションIDを失効リストへ</w:t>
+            </w:r>
+          </w:p>
+        </w:tc>
+      </w:tr>
+      <w:tr>
+        <w:trPr>
+          <w:cantSplit/>
+          <w:tblHeader w:val="false"/>
+        </w:trPr>
+        <w:tc>
+          <w:tcPr>
+            <w:tcW w:type="dxa" w:w="2120"/>
+            <w:tcBorders>
+              <w:top w:val="single" w:color="D4D3CE" w:sz="4"/>
+              <w:left w:val="single" w:color="D4D3CE" w:sz="4"/>
+              <w:bottom w:val="single" w:color="D4D3CE" w:sz="4"/>
+              <w:right w:val="single" w:color="D4D3CE" w:sz="4"/>
+            </w:tcBorders>
+            <w:shd w:fill="F1F1EE" w:color="auto" w:val="clear"/>
+            <w:tcMar>
+              <w:top w:type="dxa" w:w="70"/>
+              <w:left w:type="dxa" w:w="110"/>
+              <w:bottom w:type="dxa" w:w="70"/>
+              <w:right w:type="dxa" w:w="110"/>
+            </w:tcMar>
+          </w:tcPr>
+          <w:p>
+            <w:pPr>
+              <w:spacing w:line="300"/>
+            </w:pPr>
+            <w:r>
+              <w:rPr>
+                <w:rFonts w:ascii="Meiryo" w:cs="Meiryo" w:eastAsia="Meiryo" w:hAnsi="Meiryo"/>
+                <w:sz w:val="19"/>
+                <w:szCs w:val="19"/>
+              </w:rPr>
+              <w:t xml:space="preserve">初期設定</w:t>
+            </w:r>
+          </w:p>
+        </w:tc>
+        <w:tc>
+          <w:tcPr>
+            <w:tcW w:type="dxa" w:w="7518"/>
+            <w:tcBorders>
+              <w:top w:val="single" w:color="D4D3CE" w:sz="4"/>
+              <w:left w:val="single" w:color="D4D3CE" w:sz="4"/>
+              <w:bottom w:val="single" w:color="D4D3CE" w:sz="4"/>
+              <w:right w:val="single" w:color="D4D3CE" w:sz="4"/>
+            </w:tcBorders>
+            <w:tcMar>
+              <w:top w:type="dxa" w:w="70"/>
+              <w:left w:type="dxa" w:w="110"/>
+              <w:bottom w:type="dxa" w:w="70"/>
+              <w:right w:type="dxa" w:w="110"/>
+            </w:tcMar>
+          </w:tcPr>
+          <w:p>
+            <w:pPr>
+              <w:spacing w:line="300"/>
+            </w:pPr>
+            <w:r>
+              <w:rPr>
+                <w:rFonts w:ascii="Meiryo" w:cs="Meiryo" w:eastAsia="Meiryo" w:hAnsi="Meiryo"/>
+                <w:sz w:val="19"/>
+                <w:szCs w:val="19"/>
+              </w:rPr>
+              <w:t xml:space="preserve">名簿（state.users）の全員にアカウントを自動作成（初期PIN・初回に認証アプリ登録とPIN変更を必須）。名簿から外れた人はログイン不可</w:t>
+            </w:r>
+          </w:p>
+        </w:tc>
+      </w:tr>
+      <w:tr>
+        <w:trPr>
+          <w:cantSplit/>
+          <w:tblHeader w:val="false"/>
+        </w:trPr>
+        <w:tc>
+          <w:tcPr>
+            <w:tcW w:type="dxa" w:w="2120"/>
+            <w:tcBorders>
+              <w:top w:val="single" w:color="D4D3CE" w:sz="4"/>
+              <w:left w:val="single" w:color="D4D3CE" w:sz="4"/>
+              <w:bottom w:val="single" w:color="D4D3CE" w:sz="4"/>
+              <w:right w:val="single" w:color="D4D3CE" w:sz="4"/>
+            </w:tcBorders>
+            <w:shd w:fill="F1F1EE" w:color="auto" w:val="clear"/>
+            <w:tcMar>
+              <w:top w:type="dxa" w:w="70"/>
+              <w:left w:type="dxa" w:w="110"/>
+              <w:bottom w:type="dxa" w:w="70"/>
+              <w:right w:type="dxa" w:w="110"/>
+            </w:tcMar>
+          </w:tcPr>
+          <w:p>
+            <w:pPr>
+              <w:spacing w:line="300"/>
+            </w:pPr>
+            <w:r>
+              <w:rPr>
+                <w:rFonts w:ascii="Meiryo" w:cs="Meiryo" w:eastAsia="Meiryo" w:hAnsi="Meiryo"/>
+                <w:sz w:val="19"/>
+                <w:szCs w:val="19"/>
+              </w:rPr>
+              <w:t xml:space="preserve">データ保存</w:t>
+            </w:r>
+          </w:p>
+        </w:tc>
+        <w:tc>
+          <w:tcPr>
+            <w:tcW w:type="dxa" w:w="7518"/>
+            <w:tcBorders>
+              <w:top w:val="single" w:color="D4D3CE" w:sz="4"/>
+              <w:left w:val="single" w:color="D4D3CE" w:sz="4"/>
+              <w:bottom w:val="single" w:color="D4D3CE" w:sz="4"/>
+              <w:right w:val="single" w:color="D4D3CE" w:sz="4"/>
+            </w:tcBorders>
+            <w:tcMar>
+              <w:top w:type="dxa" w:w="70"/>
+              <w:left w:type="dxa" w:w="110"/>
+              <w:bottom w:type="dxa" w:w="70"/>
+              <w:right w:type="dxa" w:w="110"/>
+            </w:tcMar>
+          </w:tcPr>
+          <w:p>
+            <w:pPr>
+              <w:spacing w:line="300"/>
+            </w:pPr>
+            <w:r>
+              <w:rPr>
+                <w:rFonts w:ascii="Meiryo" w:cs="Meiryo" w:eastAsia="Meiryo" w:hAnsi="Meiryo"/>
+                <w:sz w:val="19"/>
+                <w:szCs w:val="19"/>
+              </w:rPr>
+              <w:t xml:space="preserve">CRM_DATA_DIR/db.json（原子的に書き換え）。認証情報（PINのハッシュ・認証アプリ秘密鍵は AES-256-GCM で暗号化）と業務データを保持。資料ファイルは files/、認証ログは authlog.jsonl</w:t>
+            </w:r>
+          </w:p>
+        </w:tc>
+      </w:tr>
+      <w:tr>
+        <w:trPr>
+          <w:cantSplit/>
+          <w:tblHeader w:val="false"/>
+        </w:trPr>
+        <w:tc>
+          <w:tcPr>
+            <w:tcW w:type="dxa" w:w="2120"/>
+            <w:tcBorders>
+              <w:top w:val="single" w:color="D4D3CE" w:sz="4"/>
+              <w:left w:val="single" w:color="D4D3CE" w:sz="4"/>
+              <w:bottom w:val="single" w:color="D4D3CE" w:sz="4"/>
+              <w:right w:val="single" w:color="D4D3CE" w:sz="4"/>
+            </w:tcBorders>
+            <w:shd w:fill="F1F1EE" w:color="auto" w:val="clear"/>
+            <w:tcMar>
+              <w:top w:type="dxa" w:w="70"/>
+              <w:left w:type="dxa" w:w="110"/>
+              <w:bottom w:type="dxa" w:w="70"/>
+              <w:right w:type="dxa" w:w="110"/>
+            </w:tcMar>
+          </w:tcPr>
+          <w:p>
+            <w:pPr>
+              <w:spacing w:line="300"/>
+            </w:pPr>
+            <w:r>
+              <w:rPr>
+                <w:rFonts w:ascii="Meiryo" w:cs="Meiryo" w:eastAsia="Meiryo" w:hAnsi="Meiryo"/>
+                <w:sz w:val="19"/>
+                <w:szCs w:val="19"/>
+              </w:rPr>
+              <w:t xml:space="preserve">同期</w:t>
+            </w:r>
+          </w:p>
+        </w:tc>
+        <w:tc>
+          <w:tcPr>
+            <w:tcW w:type="dxa" w:w="7518"/>
+            <w:tcBorders>
+              <w:top w:val="single" w:color="D4D3CE" w:sz="4"/>
+              <w:left w:val="single" w:color="D4D3CE" w:sz="4"/>
+              <w:bottom w:val="single" w:color="D4D3CE" w:sz="4"/>
+              <w:right w:val="single" w:color="D4D3CE" w:sz="4"/>
+            </w:tcBorders>
+            <w:tcMar>
+              <w:top w:type="dxa" w:w="70"/>
+              <w:left w:type="dxa" w:w="110"/>
+              <w:bottom w:type="dxa" w:w="70"/>
+              <w:right w:type="dxa" w:w="110"/>
+            </w:tcMar>
+          </w:tcPr>
+          <w:p>
+            <w:pPr>
+              <w:spacing w:line="300"/>
+            </w:pPr>
+            <w:r>
+              <w:rPr>
+                <w:rFonts w:ascii="Meiryo" w:cs="Meiryo" w:eastAsia="Meiryo" w:hAnsi="Meiryo"/>
+                <w:sz w:val="19"/>
+                <w:szCs w:val="19"/>
+              </w:rPr>
+              <w:t xml:space="preserve">クライアントは変更されたレコードだけの操作（Op）を PUT /api/state に送信。サーバーが権限を確認して現在のデータに適用し、最新の全体を返す。10秒ごとに版番号（rev）で他者の変更を確認。同時に別レコードを編集しても上書きしない（同一レコードは後勝ち）</w:t>
+            </w:r>
+          </w:p>
+        </w:tc>
+      </w:tr>
+      <w:tr>
+        <w:trPr>
+          <w:cantSplit/>
+          <w:tblHeader w:val="false"/>
+        </w:trPr>
+        <w:tc>
+          <w:tcPr>
+            <w:tcW w:type="dxa" w:w="2120"/>
+            <w:tcBorders>
+              <w:top w:val="single" w:color="D4D3CE" w:sz="4"/>
+              <w:left w:val="single" w:color="D4D3CE" w:sz="4"/>
+              <w:bottom w:val="single" w:color="D4D3CE" w:sz="4"/>
+              <w:right w:val="single" w:color="D4D3CE" w:sz="4"/>
+            </w:tcBorders>
+            <w:shd w:fill="F1F1EE" w:color="auto" w:val="clear"/>
+            <w:tcMar>
+              <w:top w:type="dxa" w:w="70"/>
+              <w:left w:type="dxa" w:w="110"/>
+              <w:bottom w:type="dxa" w:w="70"/>
+              <w:right w:type="dxa" w:w="110"/>
+            </w:tcMar>
+          </w:tcPr>
+          <w:p>
+            <w:pPr>
+              <w:spacing w:line="300"/>
+            </w:pPr>
+            <w:r>
+              <w:rPr>
+                <w:rFonts w:ascii="Meiryo" w:cs="Meiryo" w:eastAsia="Meiryo" w:hAnsi="Meiryo"/>
+                <w:sz w:val="19"/>
+                <w:szCs w:val="19"/>
+              </w:rPr>
+              <w:t xml:space="preserve">権限の強制</w:t>
+            </w:r>
+          </w:p>
+        </w:tc>
+        <w:tc>
+          <w:tcPr>
+            <w:tcW w:type="dxa" w:w="7518"/>
+            <w:tcBorders>
+              <w:top w:val="single" w:color="D4D3CE" w:sz="4"/>
+              <w:left w:val="single" w:color="D4D3CE" w:sz="4"/>
+              <w:bottom w:val="single" w:color="D4D3CE" w:sz="4"/>
+              <w:right w:val="single" w:color="D4D3CE" w:sz="4"/>
+            </w:tcBorders>
+            <w:tcMar>
+              <w:top w:type="dxa" w:w="70"/>
+              <w:left w:type="dxa" w:w="110"/>
+              <w:bottom w:type="dxa" w:w="70"/>
+              <w:right w:type="dxa" w:w="110"/>
+            </w:tcMar>
+          </w:tcPr>
+          <w:p>
+            <w:pPr>
+              <w:spacing w:line="300"/>
+            </w:pPr>
+            <w:r>
+              <w:rPr>
+                <w:rFonts w:ascii="Meiryo" w:cs="Meiryo" w:eastAsia="Meiryo" w:hAnsi="Meiryo"/>
+                <w:sz w:val="19"/>
+                <w:szCs w:val="19"/>
+              </w:rPr>
+              <w:t xml:space="preserve">src/server/ops.ts。Admin：すべて／Manager：業務データ（名簿・与信方針を除く）／Sales：自分の担当（ownerId・assigneeId・userId）のみ。与信の承認者・監査ログの操作者・メール配信の送信者はサーバーが確定。最後の管理者は降格・削除不可。Sales への配信では仕入原価・売上・仕訳を除く</w:t>
+            </w:r>
+          </w:p>
+        </w:tc>
+      </w:tr>
+      <w:tr>
+        <w:trPr>
+          <w:cantSplit/>
+          <w:tblHeader w:val="false"/>
+        </w:trPr>
+        <w:tc>
+          <w:tcPr>
+            <w:tcW w:type="dxa" w:w="2120"/>
+            <w:tcBorders>
+              <w:top w:val="single" w:color="D4D3CE" w:sz="4"/>
+              <w:left w:val="single" w:color="D4D3CE" w:sz="4"/>
+              <w:bottom w:val="single" w:color="D4D3CE" w:sz="4"/>
+              <w:right w:val="single" w:color="D4D3CE" w:sz="4"/>
+            </w:tcBorders>
+            <w:shd w:fill="F1F1EE" w:color="auto" w:val="clear"/>
+            <w:tcMar>
+              <w:top w:type="dxa" w:w="70"/>
+              <w:left w:type="dxa" w:w="110"/>
+              <w:bottom w:type="dxa" w:w="70"/>
+              <w:right w:type="dxa" w:w="110"/>
+            </w:tcMar>
+          </w:tcPr>
+          <w:p>
+            <w:pPr>
+              <w:spacing w:line="300"/>
+            </w:pPr>
+            <w:r>
+              <w:rPr>
+                <w:rFonts w:ascii="Meiryo" w:cs="Meiryo" w:eastAsia="Meiryo" w:hAnsi="Meiryo"/>
+                <w:sz w:val="19"/>
+                <w:szCs w:val="19"/>
+              </w:rPr>
+              <w:t xml:space="preserve">資料ファイル</w:t>
+            </w:r>
+          </w:p>
+        </w:tc>
+        <w:tc>
+          <w:tcPr>
+            <w:tcW w:type="dxa" w:w="7518"/>
+            <w:tcBorders>
+              <w:top w:val="single" w:color="D4D3CE" w:sz="4"/>
+              <w:left w:val="single" w:color="D4D3CE" w:sz="4"/>
+              <w:bottom w:val="single" w:color="D4D3CE" w:sz="4"/>
+              <w:right w:val="single" w:color="D4D3CE" w:sz="4"/>
+            </w:tcBorders>
+            <w:tcMar>
+              <w:top w:type="dxa" w:w="70"/>
+              <w:left w:type="dxa" w:w="110"/>
+              <w:bottom w:type="dxa" w:w="70"/>
+              <w:right w:type="dxa" w:w="110"/>
+            </w:tcMar>
+          </w:tcPr>
+          <w:p>
+            <w:pPr>
+              <w:spacing w:line="300"/>
+            </w:pPr>
+            <w:r>
+              <w:rPr>
+                <w:rFonts w:ascii="Meiryo" w:cs="Meiryo" w:eastAsia="Meiryo" w:hAnsi="Meiryo"/>
+                <w:sz w:val="19"/>
+                <w:szCs w:val="19"/>
+              </w:rPr>
+              <w:t xml:space="preserve">POST /api/files（15MBまで）。表示は PDF・画像のみ、それ以外は常にダウンロード。X-Content-Type-Options: nosniff</w:t>
+            </w:r>
+          </w:p>
+        </w:tc>
+      </w:tr>
+      <w:tr>
+        <w:trPr>
+          <w:cantSplit/>
+          <w:tblHeader w:val="false"/>
+        </w:trPr>
+        <w:tc>
+          <w:tcPr>
+            <w:tcW w:type="dxa" w:w="2120"/>
+            <w:tcBorders>
+              <w:top w:val="single" w:color="D4D3CE" w:sz="4"/>
+              <w:left w:val="single" w:color="D4D3CE" w:sz="4"/>
+              <w:bottom w:val="single" w:color="D4D3CE" w:sz="4"/>
+              <w:right w:val="single" w:color="D4D3CE" w:sz="4"/>
+            </w:tcBorders>
+            <w:shd w:fill="F1F1EE" w:color="auto" w:val="clear"/>
+            <w:tcMar>
+              <w:top w:type="dxa" w:w="70"/>
+              <w:left w:type="dxa" w:w="110"/>
+              <w:bottom w:type="dxa" w:w="70"/>
+              <w:right w:type="dxa" w:w="110"/>
+            </w:tcMar>
+          </w:tcPr>
+          <w:p>
+            <w:pPr>
+              <w:spacing w:line="300"/>
+            </w:pPr>
+            <w:r>
+              <w:rPr>
+                <w:rFonts w:ascii="Meiryo" w:cs="Meiryo" w:eastAsia="Meiryo" w:hAnsi="Meiryo"/>
+                <w:sz w:val="19"/>
+                <w:szCs w:val="19"/>
+              </w:rPr>
+              <w:t xml:space="preserve">公的情報</w:t>
+            </w:r>
+          </w:p>
+        </w:tc>
+        <w:tc>
+          <w:tcPr>
+            <w:tcW w:type="dxa" w:w="7518"/>
+            <w:tcBorders>
+              <w:top w:val="single" w:color="D4D3CE" w:sz="4"/>
+              <w:left w:val="single" w:color="D4D3CE" w:sz="4"/>
+              <w:bottom w:val="single" w:color="D4D3CE" w:sz="4"/>
+              <w:right w:val="single" w:color="D4D3CE" w:sz="4"/>
+            </w:tcBorders>
+            <w:tcMar>
+              <w:top w:type="dxa" w:w="70"/>
+              <w:left w:type="dxa" w:w="110"/>
+              <w:bottom w:type="dxa" w:w="70"/>
+              <w:right w:type="dxa" w:w="110"/>
+            </w:tcMar>
+          </w:tcPr>
+          <w:p>
+            <w:pPr>
+              <w:spacing w:line="300"/>
+            </w:pPr>
+            <w:r>
+              <w:rPr>
+                <w:rFonts w:ascii="Meiryo" w:cs="Meiryo" w:eastAsia="Meiryo" w:hAnsi="Meiryo"/>
+                <w:sz w:val="19"/>
+                <w:szCs w:val="19"/>
+              </w:rPr>
+              <w:t xml:space="preserve">scripts/serve.mjs が毎時 refresh-data.mjs を実行し、CRM_DATA_DIR/public-data に書き出す。画面は /api/data/* 経由で取得</w:t>
+            </w:r>
+          </w:p>
+        </w:tc>
+      </w:tr>
+      <w:tr>
+        <w:trPr>
+          <w:cantSplit/>
+          <w:tblHeader w:val="false"/>
+        </w:trPr>
+        <w:tc>
+          <w:tcPr>
+            <w:tcW w:type="dxa" w:w="2120"/>
+            <w:tcBorders>
+              <w:top w:val="single" w:color="D4D3CE" w:sz="4"/>
+              <w:left w:val="single" w:color="D4D3CE" w:sz="4"/>
+              <w:bottom w:val="single" w:color="D4D3CE" w:sz="4"/>
+              <w:right w:val="single" w:color="D4D3CE" w:sz="4"/>
+            </w:tcBorders>
+            <w:shd w:fill="F1F1EE" w:color="auto" w:val="clear"/>
+            <w:tcMar>
+              <w:top w:type="dxa" w:w="70"/>
+              <w:left w:type="dxa" w:w="110"/>
+              <w:bottom w:type="dxa" w:w="70"/>
+              <w:right w:type="dxa" w:w="110"/>
+            </w:tcMar>
+          </w:tcPr>
+          <w:p>
+            <w:pPr>
+              <w:spacing w:line="300"/>
+            </w:pPr>
+            <w:r>
+              <w:rPr>
+                <w:rFonts w:ascii="Meiryo" w:cs="Meiryo" w:eastAsia="Meiryo" w:hAnsi="Meiryo"/>
+                <w:sz w:val="19"/>
+                <w:szCs w:val="19"/>
+              </w:rPr>
+              <w:t xml:space="preserve">ヘッダー</w:t>
+            </w:r>
+          </w:p>
+        </w:tc>
+        <w:tc>
+          <w:tcPr>
+            <w:tcW w:type="dxa" w:w="7518"/>
+            <w:tcBorders>
+              <w:top w:val="single" w:color="D4D3CE" w:sz="4"/>
+              <w:left w:val="single" w:color="D4D3CE" w:sz="4"/>
+              <w:bottom w:val="single" w:color="D4D3CE" w:sz="4"/>
+              <w:right w:val="single" w:color="D4D3CE" w:sz="4"/>
+            </w:tcBorders>
+            <w:tcMar>
+              <w:top w:type="dxa" w:w="70"/>
+              <w:left w:type="dxa" w:w="110"/>
+              <w:bottom w:type="dxa" w:w="70"/>
+              <w:right w:type="dxa" w:w="110"/>
+            </w:tcMar>
+          </w:tcPr>
+          <w:p>
+            <w:pPr>
+              <w:spacing w:line="300"/>
+            </w:pPr>
+            <w:r>
+              <w:rPr>
+                <w:rFonts w:ascii="Meiryo" w:cs="Meiryo" w:eastAsia="Meiryo" w:hAnsi="Meiryo"/>
+                <w:sz w:val="19"/>
+                <w:szCs w:val="19"/>
+              </w:rPr>
+              <w:t xml:space="preserve">CSP・X-Frame-Options・nosniff 等。外部接続は為替の提供元のみ許可</w:t>
+            </w:r>
+          </w:p>
+        </w:tc>
+      </w:tr>
+      <w:tr>
+        <w:trPr>
+          <w:cantSplit/>
+          <w:tblHeader w:val="false"/>
+        </w:trPr>
+        <w:tc>
+          <w:tcPr>
+            <w:tcW w:type="dxa" w:w="2120"/>
+            <w:tcBorders>
+              <w:top w:val="single" w:color="D4D3CE" w:sz="4"/>
+              <w:left w:val="single" w:color="D4D3CE" w:sz="4"/>
+              <w:bottom w:val="single" w:color="D4D3CE" w:sz="4"/>
+              <w:right w:val="single" w:color="D4D3CE" w:sz="4"/>
+            </w:tcBorders>
+            <w:shd w:fill="F1F1EE" w:color="auto" w:val="clear"/>
+            <w:tcMar>
+              <w:top w:type="dxa" w:w="70"/>
+              <w:left w:type="dxa" w:w="110"/>
+              <w:bottom w:type="dxa" w:w="70"/>
+              <w:right w:type="dxa" w:w="110"/>
+            </w:tcMar>
+          </w:tcPr>
+          <w:p>
+            <w:pPr>
+              <w:spacing w:line="300"/>
+            </w:pPr>
+            <w:r>
+              <w:rPr>
+                <w:rFonts w:ascii="Meiryo" w:cs="Meiryo" w:eastAsia="Meiryo" w:hAnsi="Meiryo"/>
+                <w:sz w:val="19"/>
+                <w:szCs w:val="19"/>
+              </w:rPr>
+              <w:t xml:space="preserve">CSRF・総当たり</w:t>
+            </w:r>
+          </w:p>
+        </w:tc>
+        <w:tc>
+          <w:tcPr>
+            <w:tcW w:type="dxa" w:w="7518"/>
+            <w:tcBorders>
+              <w:top w:val="single" w:color="D4D3CE" w:sz="4"/>
+              <w:left w:val="single" w:color="D4D3CE" w:sz="4"/>
+              <w:bottom w:val="single" w:color="D4D3CE" w:sz="4"/>
+              <w:right w:val="single" w:color="D4D3CE" w:sz="4"/>
+            </w:tcBorders>
+            <w:tcMar>
+              <w:top w:type="dxa" w:w="70"/>
+              <w:left w:type="dxa" w:w="110"/>
+              <w:bottom w:type="dxa" w:w="70"/>
+              <w:right w:type="dxa" w:w="110"/>
+            </w:tcMar>
+          </w:tcPr>
+          <w:p>
+            <w:pPr>
+              <w:spacing w:line="300"/>
+            </w:pPr>
+            <w:r>
+              <w:rPr>
+                <w:rFonts w:ascii="Meiryo" w:cs="Meiryo" w:eastAsia="Meiryo" w:hAnsi="Meiryo"/>
+                <w:sz w:val="19"/>
+                <w:szCs w:val="19"/>
+              </w:rPr>
+              <w:t xml:space="preserve">Origin と Host の一致を要求。IP単位のレート制限（10分に30回）。認証イベントはサーバーのログに記録</w:t>
+            </w:r>
+          </w:p>
+        </w:tc>
+      </w:tr>
+    </w:tbl>
+    <w:p>
+      <w:pPr>
+        <w:spacing w:after="100"/>
+      </w:pPr>
+    </w:p>
+    <w:tbl>
+      <w:tblPr>
+        <w:tblW w:type="dxa" w:w="9638"/>
+        <w:tblBorders>
+          <w:top w:val="single" w:color="auto" w:sz="4"/>
+          <w:left w:val="single" w:color="auto" w:sz="4"/>
+          <w:bottom w:val="single" w:color="auto" w:sz="4"/>
+          <w:right w:val="single" w:color="auto" w:sz="4"/>
+          <w:insideH w:val="single" w:color="auto" w:sz="4"/>
+          <w:insideV w:val="single" w:color="auto" w:sz="4"/>
+        </w:tblBorders>
+      </w:tblPr>
+      <w:tblGrid>
+        <w:gridCol w:w="9638"/>
+      </w:tblGrid>
+      <w:tr>
+        <w:tc>
+          <w:tcPr>
+            <w:tcW w:type="dxa" w:w="9638"/>
+            <w:tcBorders>
+              <w:top w:val="none" w:color="FFFFFF" w:sz="0"/>
+              <w:left w:val="single" w:color="A15C00" w:sz="24"/>
+              <w:bottom w:val="none" w:color="FFFFFF" w:sz="0"/>
+              <w:right w:val="none" w:color="FFFFFF" w:sz="0"/>
+            </w:tcBorders>
+            <w:shd w:fill="FBF0DB" w:color="auto" w:val="clear"/>
+            <w:tcMar>
+              <w:top w:type="dxa" w:w="100"/>
+              <w:left w:type="dxa" w:w="180"/>
+              <w:bottom w:type="dxa" w:w="100"/>
+              <w:right w:type="dxa" w:w="140"/>
+            </w:tcMar>
+          </w:tcPr>
+          <w:p>
+            <w:pPr>
+              <w:spacing w:line="320"/>
+            </w:pPr>
+            <w:r>
+              <w:rPr>
+                <w:rFonts w:ascii="Meiryo" w:cs="Meiryo" w:eastAsia="Meiryo" w:hAnsi="Meiryo"/>
+                <w:sz w:val="20"/>
+                <w:szCs w:val="20"/>
+              </w:rPr>
+              <w:t xml:space="preserve">この構成の限界：ファイル保存のため、1台のサーバーで動かす前提（複数台の同時運用は不可）。数十人規模を想定し、増える場合は Phase 2（Supabase / PostgreSQL・行レベルセキュリティ）へ載せ替える。端末登録・許可ネットワーク・セキュリティアラートなど、社内ポータルにある追加の防御は、CRM のサーバー版にはまだない。</w:t>
+            </w:r>
+          </w:p>
+        </w:tc>
+      </w:tr>
+    </w:tbl>
+    <w:p>
+      <w:pPr>
+        <w:spacing w:after="80"/>
+      </w:pPr>
+    </w:p>
+    <w:p>
+      <w:pPr>
+        <w:pStyle w:val="Heading1"/>
+        <w:pageBreakBefore/>
+      </w:pPr>
+      <w:r>
+        <w:rPr>
+          <w:rFonts w:ascii="Meiryo" w:cs="Meiryo" w:eastAsia="Meiryo" w:hAnsi="Meiryo"/>
+        </w:rPr>
+        <w:t xml:space="preserve">17.  技術構成</w:t>
       </w:r>
     </w:p>
     <w:tbl>
@@ -14427,7 +15216,7 @@
         <w:rPr>
           <w:rFonts w:ascii="Meiryo" w:cs="Meiryo" w:eastAsia="Meiryo" w:hAnsi="Meiryo"/>
         </w:rPr>
-        <w:t xml:space="preserve">17.  開発順序と進捗</w:t>
+        <w:t xml:space="preserve">18.  開発順序と進捗</w:t>
       </w:r>
     </w:p>
     <w:tbl>
@@ -15251,7 +16040,7 @@
         <w:rPr>
           <w:rFonts w:ascii="Meiryo" w:cs="Meiryo" w:eastAsia="Meiryo" w:hAnsi="Meiryo"/>
         </w:rPr>
-        <w:t xml:space="preserve">18.  MVP として過剰な部分／将来不足しそうな部分</w:t>
+        <w:t xml:space="preserve">19.  MVP として過剰な部分／将来不足しそうな部分</w:t>
       </w:r>
     </w:p>
     <w:p>
@@ -15477,7 +16266,7 @@
         <w:rPr>
           <w:rFonts w:ascii="Meiryo" w:cs="Meiryo" w:eastAsia="Meiryo" w:hAnsi="Meiryo"/>
         </w:rPr>
-        <w:t xml:space="preserve">19.  確認したい事項（現場レビュー）</w:t>
+        <w:t xml:space="preserve">20.  確認したい事項（現場レビュー）</w:t>
       </w:r>
     </w:p>
     <w:p>
